--- a/zht/docx/001.content.docx
+++ b/zht/docx/001.content.docx
@@ -423,18 +423,12 @@
           <w:lang w:val="zh_TW" w:bidi="zh_TW"/>
         </w:rPr>
       </w:r>
-      <w:hyperlink r:id="rId13">
-        <w:r>
-          <w:rPr>
-            <w:lang w:val="zh_TW" w:bidi="zh_TW"/>
-          </w:rPr>
-          <w:rPr>
-            <w:color w:val="0000EE"/>
-            <w:u w:val="single"/>
-          </w:rPr>
-          <w:t>列王紀上10:14–15</w:t>
-        </w:r>
-      </w:hyperlink>
+      <w:r>
+        <w:rPr>
+          <w:lang w:val="zh_TW" w:bidi="zh_TW"/>
+        </w:rPr>
+        <w:t>列王紀上10:14–15</w:t>
+      </w:r>
     </w:p>
     <w:p>
       <w:pPr>
@@ -447,18 +441,12 @@
           <w:lang w:val="zh_TW" w:bidi="zh_TW"/>
         </w:rPr>
       </w:r>
-      <w:hyperlink r:id="rId14">
-        <w:r>
-          <w:rPr>
-            <w:lang w:val="zh_TW" w:bidi="zh_TW"/>
-          </w:rPr>
-          <w:rPr>
-            <w:color w:val="0000EE"/>
-            <w:u w:val="single"/>
-          </w:rPr>
-          <w:t>使徒行傳2:11</w:t>
-        </w:r>
-      </w:hyperlink>
+      <w:r>
+        <w:rPr>
+          <w:lang w:val="zh_TW" w:bidi="zh_TW"/>
+        </w:rPr>
+        <w:t>使徒行傳2:11</w:t>
+      </w:r>
     </w:p>
     <w:p>
       <w:pPr>
@@ -471,18 +459,12 @@
           <w:lang w:val="zh_TW" w:bidi="zh_TW"/>
         </w:rPr>
       </w:r>
-      <w:hyperlink r:id="rId15">
-        <w:r>
-          <w:rPr>
-            <w:lang w:val="zh_TW" w:bidi="zh_TW"/>
-          </w:rPr>
-          <w:rPr>
-            <w:color w:val="0000EE"/>
-            <w:u w:val="single"/>
-          </w:rPr>
-          <w:t>加拉太書1:15–17</w:t>
-        </w:r>
-      </w:hyperlink>
+      <w:r>
+        <w:rPr>
+          <w:lang w:val="zh_TW" w:bidi="zh_TW"/>
+        </w:rPr>
+        <w:t>加拉太書1:15–17</w:t>
+      </w:r>
     </w:p>
     <w:p>
       <w:pPr>
@@ -495,18 +477,12 @@
           <w:lang w:val="zh_TW" w:bidi="zh_TW"/>
         </w:rPr>
       </w:r>
-      <w:hyperlink r:id="rId16">
-        <w:r>
-          <w:rPr>
-            <w:lang w:val="zh_TW" w:bidi="zh_TW"/>
-          </w:rPr>
-          <w:rPr>
-            <w:color w:val="0000EE"/>
-            <w:u w:val="single"/>
-          </w:rPr>
-          <w:t>加拉太書4:24–25</w:t>
-        </w:r>
-      </w:hyperlink>
+      <w:r>
+        <w:rPr>
+          <w:lang w:val="zh_TW" w:bidi="zh_TW"/>
+        </w:rPr>
+        <w:t>加拉太書4:24–25</w:t>
+      </w:r>
     </w:p>
     <w:p>
       <w:pPr>
@@ -519,18 +495,12 @@
           <w:lang w:val="zh_TW" w:bidi="zh_TW"/>
         </w:rPr>
       </w:r>
-      <w:hyperlink r:id="rId17">
-        <w:r>
-          <w:rPr>
-            <w:lang w:val="zh_TW" w:bidi="zh_TW"/>
-          </w:rPr>
-          <w:rPr>
-            <w:color w:val="0000EE"/>
-            <w:u w:val="single"/>
-          </w:rPr>
-          <w:t>耶利米書25:24–26</w:t>
-        </w:r>
-      </w:hyperlink>
+      <w:r>
+        <w:rPr>
+          <w:lang w:val="zh_TW" w:bidi="zh_TW"/>
+        </w:rPr>
+        <w:t>耶利米書25:24–26</w:t>
+      </w:r>
     </w:p>
     <w:p>
       <w:pPr>
@@ -543,18 +513,12 @@
           <w:lang w:val="zh_TW" w:bidi="zh_TW"/>
         </w:rPr>
       </w:r>
-      <w:hyperlink r:id="rId18">
-        <w:r>
-          <w:rPr>
-            <w:lang w:val="zh_TW" w:bidi="zh_TW"/>
-          </w:rPr>
-          <w:rPr>
-            <w:color w:val="0000EE"/>
-            <w:u w:val="single"/>
-          </w:rPr>
-          <w:t>尼希米記2:19–20</w:t>
-        </w:r>
-      </w:hyperlink>
+      <w:r>
+        <w:rPr>
+          <w:lang w:val="zh_TW" w:bidi="zh_TW"/>
+        </w:rPr>
+        <w:t>尼希米記2:19–20</w:t>
+      </w:r>
     </w:p>
     <w:p>
       <w:pPr>
@@ -859,18 +823,12 @@
           <w:lang w:val="zh_TW" w:bidi="zh_TW"/>
         </w:rPr>
       </w:r>
-      <w:hyperlink r:id="rId19">
-        <w:r>
-          <w:rPr>
-            <w:lang w:val="zh_TW" w:bidi="zh_TW"/>
-          </w:rPr>
-          <w:rPr>
-            <w:color w:val="0000EE"/>
-            <w:u w:val="single"/>
-          </w:rPr>
-          <w:t>申命記27:15</w:t>
-        </w:r>
-      </w:hyperlink>
+      <w:r>
+        <w:rPr>
+          <w:lang w:val="zh_TW" w:bidi="zh_TW"/>
+        </w:rPr>
+        <w:t>申命記27:15</w:t>
+      </w:r>
     </w:p>
     <w:p>
       <w:pPr>
@@ -883,18 +841,12 @@
           <w:lang w:val="zh_TW" w:bidi="zh_TW"/>
         </w:rPr>
       </w:r>
-      <w:hyperlink r:id="rId20">
-        <w:r>
-          <w:rPr>
-            <w:lang w:val="zh_TW" w:bidi="zh_TW"/>
-          </w:rPr>
-          <w:rPr>
-            <w:color w:val="0000EE"/>
-            <w:u w:val="single"/>
-          </w:rPr>
-          <w:t>約翰福音5:19</w:t>
-        </w:r>
-      </w:hyperlink>
+      <w:r>
+        <w:rPr>
+          <w:lang w:val="zh_TW" w:bidi="zh_TW"/>
+        </w:rPr>
+        <w:t>約翰福音5:19</w:t>
+      </w:r>
     </w:p>
     <w:p>
       <w:pPr>
@@ -907,18 +859,12 @@
           <w:lang w:val="zh_TW" w:bidi="zh_TW"/>
         </w:rPr>
       </w:r>
-      <w:hyperlink r:id="rId21">
-        <w:r>
-          <w:rPr>
-            <w:lang w:val="zh_TW" w:bidi="zh_TW"/>
-          </w:rPr>
-          <w:rPr>
-            <w:color w:val="0000EE"/>
-            <w:u w:val="single"/>
-          </w:rPr>
-          <w:t>猶大書1:24–25</w:t>
-        </w:r>
-      </w:hyperlink>
+      <w:r>
+        <w:rPr>
+          <w:lang w:val="zh_TW" w:bidi="zh_TW"/>
+        </w:rPr>
+        <w:t>猶大書1:24–25</w:t>
+      </w:r>
     </w:p>
     <w:p>
       <w:pPr>
@@ -931,18 +877,12 @@
           <w:lang w:val="zh_TW" w:bidi="zh_TW"/>
         </w:rPr>
       </w:r>
-      <w:hyperlink r:id="rId22">
-        <w:r>
-          <w:rPr>
-            <w:lang w:val="zh_TW" w:bidi="zh_TW"/>
-          </w:rPr>
-          <w:rPr>
-            <w:color w:val="0000EE"/>
-            <w:u w:val="single"/>
-          </w:rPr>
-          <w:t>馬太福音26:33–35</w:t>
-        </w:r>
-      </w:hyperlink>
+      <w:r>
+        <w:rPr>
+          <w:lang w:val="zh_TW" w:bidi="zh_TW"/>
+        </w:rPr>
+        <w:t>馬太福音26:33–35</w:t>
+      </w:r>
     </w:p>
     <w:p>
       <w:pPr>
@@ -955,18 +895,12 @@
           <w:lang w:val="zh_TW" w:bidi="zh_TW"/>
         </w:rPr>
       </w:r>
-      <w:hyperlink r:id="rId23">
-        <w:r>
-          <w:rPr>
-            <w:lang w:val="zh_TW" w:bidi="zh_TW"/>
-          </w:rPr>
-          <w:rPr>
-            <w:color w:val="0000EE"/>
-            <w:u w:val="single"/>
-          </w:rPr>
-          <w:t>腓利門書1:23–25</w:t>
-        </w:r>
-      </w:hyperlink>
+      <w:r>
+        <w:rPr>
+          <w:lang w:val="zh_TW" w:bidi="zh_TW"/>
+        </w:rPr>
+        <w:t>腓利門書1:23–25</w:t>
+      </w:r>
     </w:p>
     <w:p>
       <w:pPr>
@@ -979,18 +913,12 @@
           <w:lang w:val="zh_TW" w:bidi="zh_TW"/>
         </w:rPr>
       </w:r>
-      <w:hyperlink r:id="rId24">
-        <w:r>
-          <w:rPr>
-            <w:lang w:val="zh_TW" w:bidi="zh_TW"/>
-          </w:rPr>
-          <w:rPr>
-            <w:color w:val="0000EE"/>
-            <w:u w:val="single"/>
-          </w:rPr>
-          <w:t>啟示錄22:20–21</w:t>
-        </w:r>
-      </w:hyperlink>
+      <w:r>
+        <w:rPr>
+          <w:lang w:val="zh_TW" w:bidi="zh_TW"/>
+        </w:rPr>
+        <w:t>啟示錄22:20–21</w:t>
+      </w:r>
     </w:p>
     <w:p>
       <w:pPr>
@@ -1226,18 +1154,12 @@
           <w:lang w:val="zh_TW" w:bidi="zh_TW"/>
         </w:rPr>
       </w:r>
-      <w:hyperlink r:id="rId25">
-        <w:r>
-          <w:rPr>
-            <w:lang w:val="zh_TW" w:bidi="zh_TW"/>
-          </w:rPr>
-          <w:rPr>
-            <w:color w:val="0000EE"/>
-            <w:u w:val="single"/>
-          </w:rPr>
-          <w:t>阿摩司1:1</w:t>
-        </w:r>
-      </w:hyperlink>
+      <w:r>
+        <w:rPr>
+          <w:lang w:val="zh_TW" w:bidi="zh_TW"/>
+        </w:rPr>
+        <w:t>阿摩司1:1</w:t>
+      </w:r>
     </w:p>
     <w:p>
       <w:pPr>

--- a/zht/docx/001.content.docx
+++ b/zht/docx/001.content.docx
@@ -786,19 +786,7 @@
         <w:rPr>
           <w:lang w:val="zh_TW" w:bidi="zh_TW"/>
         </w:rPr>
-        <w:t>、</w:t>
-      </w:r>
-      <w:r>
-        <w:rPr>
-          <w:lang w:val="zh_TW" w:bidi="zh_TW"/>
-        </w:rPr>
-        <w:t>真實</w:t>
-      </w:r>
-      <w:r>
-        <w:rPr>
-          <w:lang w:val="zh_TW" w:bidi="zh_TW"/>
-        </w:rPr>
-        <w:t>）</w:t>
+        <w:t>、真實）</w:t>
       </w:r>
     </w:p>
     <w:p>
